--- a/Cover_Letters/Shinoy_Booking_com_Test_Engineer_II_Cover_Letter.docx
+++ b/Cover_Letters/Shinoy_Booking_com_Test_Engineer_II_Cover_Letter.docx
@@ -14,7 +14,7 @@
     </w:p>
     <w:p>
       <w:r>
-        <w:t>August 21, 2026</w:t>
+        <w:t>September 11, 2026</w:t>
       </w:r>
     </w:p>
     <w:p>
@@ -25,7 +25,7 @@
     <w:p/>
     <w:p>
       <w:r>
-        <w:t>Hi Hiring Team,</w:t>
+        <w:t>Hi Booking.com Hiring Team,</w:t>
       </w:r>
     </w:p>
     <w:p>
@@ -35,12 +35,7 @@
     </w:p>
     <w:p>
       <w:r>
-        <w:t>In my recent role at Tata Consultancy Services, I focused heavily on shifting testing left, building robust Playwright and Selenium automation frameworks, and validating backend services using Rest Assured and Oracle SQL. I am comfortable working in cross-functional Agile squads to ensure early testability and fast feedback loops.</w:t>
-      </w:r>
-    </w:p>
-    <w:p>
-      <w:r>
-        <w:t>I would welcome the opportunity to bring my background in test automation and quality practices to Booking.com as a Test Engineer II.</w:t>
+        <w:t>Your focus on empowering customer service agents through reliable workflows resonates with my background in backend validation and test automation. In my recent work, I have built and maintained scalable frameworks using Playwright and Java, while also validating complex APIs and backend data integrity. I am particularly interested in how your team integrates AI into testing practices, as I regularly use tools like Gemini Code Assist to streamline test generation and deployment scripts.</w:t>
       </w:r>
     </w:p>
     <w:p>

--- a/Cover_Letters/Shinoy_Booking_com_Test_Engineer_II_Cover_Letter.docx
+++ b/Cover_Letters/Shinoy_Booking_com_Test_Engineer_II_Cover_Letter.docx
@@ -14,7 +14,7 @@
     </w:p>
     <w:p>
       <w:r>
-        <w:t>September 11, 2026</w:t>
+        <w:t>October 03, 2026</w:t>
       </w:r>
     </w:p>
     <w:p>
@@ -35,7 +35,7 @@
     </w:p>
     <w:p>
       <w:r>
-        <w:t>Your focus on empowering customer service agents through reliable workflows resonates with my background in backend validation and test automation. In my recent work, I have built and maintained scalable frameworks using Playwright and Java, while also validating complex APIs and backend data integrity. I am particularly interested in how your team integrates AI into testing practices, as I regularly use tools like Gemini Code Assist to streamline test generation and deployment scripts.</w:t>
+        <w:t>Your CS SES testing team's focus on low-end Pega workflows and backend services aligns well with my background in testing financial and customer-facing platforms. I have spent years building automated checks using Playwright and RestAssured while working closely with Agile squads to shift testing left. I also use Gemini Code Assist to speed up test generation, which fits directly into your goals for AI-driven testing innovation.</w:t>
       </w:r>
     </w:p>
     <w:p>

--- a/Cover_Letters/Shinoy_Booking_com_Test_Engineer_II_Cover_Letter.docx
+++ b/Cover_Letters/Shinoy_Booking_com_Test_Engineer_II_Cover_Letter.docx
@@ -14,7 +14,7 @@
     </w:p>
     <w:p>
       <w:r>
-        <w:t>October 03, 2026</w:t>
+        <w:t>October 24, 2026</w:t>
       </w:r>
     </w:p>
     <w:p>
@@ -35,7 +35,12 @@
     </w:p>
     <w:p>
       <w:r>
-        <w:t>Your CS SES testing team's focus on low-end Pega workflows and backend services aligns well with my background in testing financial and customer-facing platforms. I have spent years building automated checks using Playwright and RestAssured while working closely with Agile squads to shift testing left. I also use Gemini Code Assist to speed up test generation, which fits directly into your goals for AI-driven testing innovation.</w:t>
+        <w:t>Your focus on empowering customer service agents through Pega workflows and modern testing practices closely matches my background in test automation and backend validation. I have spent years building reliable test frameworks with Playwright and Rest Assured, focusing on early testability and risk-based testing within agile environments. Additionally, I have used tools like Gemini Code Assist to streamline test generation and make QA processes more efficient.</w:t>
+      </w:r>
+    </w:p>
+    <w:p>
+      <w:r>
+        <w:t>I would welcome the opportunity to bring my hands-on testing background to your customer service software engineering team in Amsterdam.</w:t>
       </w:r>
     </w:p>
     <w:p>
